--- a/data_store/word/Cách thay tã vải cho trẻ sơ sinh.docx
+++ b/data_store/word/Cách thay tã vải cho trẻ sơ sinh.docx
@@ -168,59 +168,6 @@
       <w:pPr>
         <w:spacing w:after="0"/>
       </w:pPr>
-      <w:r>
-        <w:rPr>
-          <w:noProof/>
-        </w:rPr>
-        <w:drawing>
-          <wp:inline distT="0" distB="0" distL="0" distR="0">
-            <wp:extent cx="4763135" cy="3167380"/>
-            <wp:effectExtent l="0" t="0" r="0" b="0"/>
-            <wp:docPr id="4" name="Picture 4" descr="&#10;Ba mẹ nên chuẩn bị kem chống phát ban do mặc tã cho trẻ&#10;"/>
-            <wp:cNvGraphicFramePr>
-              <a:graphicFrameLocks xmlns:a="http://schemas.openxmlformats.org/drawingml/2006/main" noChangeAspect="1"/>
-            </wp:cNvGraphicFramePr>
-            <a:graphic xmlns:a="http://schemas.openxmlformats.org/drawingml/2006/main">
-              <a:graphicData uri="http://schemas.openxmlformats.org/drawingml/2006/picture">
-                <pic:pic xmlns:pic="http://schemas.openxmlformats.org/drawingml/2006/picture">
-                  <pic:nvPicPr>
-                    <pic:cNvPr id="0" name="Picture 1" descr="&#10;Ba mẹ nên chuẩn bị kem chống phát ban do mặc tã cho trẻ&#10;"/>
-                    <pic:cNvPicPr>
-                      <a:picLocks noChangeAspect="1" noChangeArrowheads="1"/>
-                    </pic:cNvPicPr>
-                  </pic:nvPicPr>
-                  <pic:blipFill>
-                    <a:blip r:embed="rId7">
-                      <a:extLst>
-                        <a:ext uri="{28A0092B-C50C-407E-A947-70E740481C1C}">
-                          <a14:useLocalDpi xmlns:a14="http://schemas.microsoft.com/office/drawing/2010/main" val="0"/>
-                        </a:ext>
-                      </a:extLst>
-                    </a:blip>
-                    <a:srcRect/>
-                    <a:stretch>
-                      <a:fillRect/>
-                    </a:stretch>
-                  </pic:blipFill>
-                  <pic:spPr bwMode="auto">
-                    <a:xfrm>
-                      <a:off x="0" y="0"/>
-                      <a:ext cx="4763135" cy="3167380"/>
-                    </a:xfrm>
-                    <a:prstGeom prst="rect">
-                      <a:avLst/>
-                    </a:prstGeom>
-                    <a:noFill/>
-                    <a:ln>
-                      <a:noFill/>
-                    </a:ln>
-                  </pic:spPr>
-                </pic:pic>
-              </a:graphicData>
-            </a:graphic>
-          </wp:inline>
-        </w:drawing>
-      </w:r>
     </w:p>
     <w:p>
       <w:r>
@@ -244,7 +191,6 @@
         <w:spacing w:before="100" w:beforeAutospacing="1" w:after="100" w:afterAutospacing="1" w:line="240" w:lineRule="auto"/>
       </w:pPr>
       <w:r>
-        <w:lastRenderedPageBreak/>
         <w:t>Kem chống phát ban do mặc tã dành cho trẻ em. Nên lưu ý chọn loại kem phù hợp với tã vải</w:t>
       </w:r>
     </w:p>
@@ -363,6 +309,7 @@
         <w:spacing w:before="100" w:beforeAutospacing="1" w:after="100" w:afterAutospacing="1" w:line="240" w:lineRule="auto"/>
       </w:pPr>
       <w:r>
+        <w:lastRenderedPageBreak/>
         <w:t>Dùng một tay nắm hai mắt cá chân của bé và nhẹ nhàng nhấc lên. Tay còn lại vừa cuộn nửa sau chiếc tã cũ, vừa lau sơ qua.</w:t>
       </w:r>
     </w:p>
@@ -374,7 +321,7 @@
         </w:numPr>
         <w:spacing w:before="100" w:beforeAutospacing="1" w:after="100" w:afterAutospacing="1" w:line="240" w:lineRule="auto"/>
       </w:pPr>
-      <w:hyperlink r:id="rId8" w:history="1">
+      <w:hyperlink r:id="rId7" w:history="1">
         <w:r>
           <w:rPr>
             <w:rStyle w:val="Hyperlink"/>
@@ -387,7 +334,7 @@
       <w:r>
         <w:t xml:space="preserve"> bằng khăn ướt hoặc khăn vải ẩm. Đối với gái, hãy lau từ trước </w:t>
       </w:r>
-      <w:hyperlink r:id="rId9" w:history="1">
+      <w:hyperlink r:id="rId8" w:history="1">
         <w:r>
           <w:rPr>
             <w:rStyle w:val="Hyperlink"/>
@@ -405,59 +352,6 @@
       <w:pPr>
         <w:spacing w:after="0"/>
       </w:pPr>
-      <w:r>
-        <w:rPr>
-          <w:noProof/>
-        </w:rPr>
-        <w:drawing>
-          <wp:inline distT="0" distB="0" distL="0" distR="0">
-            <wp:extent cx="7140575" cy="4272915"/>
-            <wp:effectExtent l="0" t="0" r="3175" b="0"/>
-            <wp:docPr id="3" name="Picture 3" descr="&#10;Vệ sinh sạch sẽ vùng kín cho trẻ trước khi mặc tã vải mới&#10;"/>
-            <wp:cNvGraphicFramePr>
-              <a:graphicFrameLocks xmlns:a="http://schemas.openxmlformats.org/drawingml/2006/main" noChangeAspect="1"/>
-            </wp:cNvGraphicFramePr>
-            <a:graphic xmlns:a="http://schemas.openxmlformats.org/drawingml/2006/main">
-              <a:graphicData uri="http://schemas.openxmlformats.org/drawingml/2006/picture">
-                <pic:pic xmlns:pic="http://schemas.openxmlformats.org/drawingml/2006/picture">
-                  <pic:nvPicPr>
-                    <pic:cNvPr id="0" name="Picture 2" descr="&#10;Vệ sinh sạch sẽ vùng kín cho trẻ trước khi mặc tã vải mới&#10;"/>
-                    <pic:cNvPicPr>
-                      <a:picLocks noChangeAspect="1" noChangeArrowheads="1"/>
-                    </pic:cNvPicPr>
-                  </pic:nvPicPr>
-                  <pic:blipFill>
-                    <a:blip r:embed="rId10">
-                      <a:extLst>
-                        <a:ext uri="{28A0092B-C50C-407E-A947-70E740481C1C}">
-                          <a14:useLocalDpi xmlns:a14="http://schemas.microsoft.com/office/drawing/2010/main" val="0"/>
-                        </a:ext>
-                      </a:extLst>
-                    </a:blip>
-                    <a:srcRect/>
-                    <a:stretch>
-                      <a:fillRect/>
-                    </a:stretch>
-                  </pic:blipFill>
-                  <pic:spPr bwMode="auto">
-                    <a:xfrm>
-                      <a:off x="0" y="0"/>
-                      <a:ext cx="7140575" cy="4272915"/>
-                    </a:xfrm>
-                    <a:prstGeom prst="rect">
-                      <a:avLst/>
-                    </a:prstGeom>
-                    <a:noFill/>
-                    <a:ln>
-                      <a:noFill/>
-                    </a:ln>
-                  </pic:spPr>
-                </pic:pic>
-              </a:graphicData>
-            </a:graphic>
-          </wp:inline>
-        </w:drawing>
-      </w:r>
     </w:p>
     <w:p>
       <w:r>
@@ -473,7 +367,6 @@
         <w:spacing w:before="100" w:beforeAutospacing="1" w:after="100" w:afterAutospacing="1" w:line="240" w:lineRule="auto"/>
       </w:pPr>
       <w:r>
-        <w:lastRenderedPageBreak/>
         <w:t>Nếu có phân, lấy một khăn lau khác và làm sạch vùng mông. Bạn có thể nhấc chân bé hoặc lăn nhẹ nhàng sang một bên, sau đó đổi bên. Đừng quên lau kỹ cả những nếp gấp ngấn trên đùi và mông của bé.</w:t>
       </w:r>
     </w:p>
@@ -637,7 +530,7 @@
       <w:pPr>
         <w:pStyle w:val="NormalWeb"/>
       </w:pPr>
-      <w:hyperlink r:id="rId11" w:history="1">
+      <w:hyperlink r:id="rId9" w:history="1">
         <w:r>
           <w:rPr>
             <w:rStyle w:val="Hyperlink"/>
@@ -682,7 +575,7 @@
       <w:r>
         <w:t xml:space="preserve"> thường xuyên để tránh </w:t>
       </w:r>
-      <w:hyperlink r:id="rId12" w:history="1">
+      <w:hyperlink r:id="rId10" w:history="1">
         <w:r>
           <w:rPr>
             <w:rStyle w:val="Hyperlink"/>
@@ -717,7 +610,7 @@
       <w:r>
         <w:t xml:space="preserve">Phân biệt phát ban tã thông thường và </w:t>
       </w:r>
-      <w:hyperlink r:id="rId13" w:history="1">
+      <w:hyperlink r:id="rId11" w:history="1">
         <w:r>
           <w:rPr>
             <w:rStyle w:val="Hyperlink"/>
@@ -764,6 +657,7 @@
         <w:spacing w:before="100" w:beforeAutospacing="1" w:after="100" w:afterAutospacing="1" w:line="240" w:lineRule="auto"/>
       </w:pPr>
       <w:r>
+        <w:lastRenderedPageBreak/>
         <w:t>Nên dùng một lớp lót để giảm mùi hôi và giữ chất thải không bị thấm vào chậu đựng tã bẩn. Một số cha mẹ thường ngâm tã ngay vào chậu nước, nhưng thực tế cách này chẳng những không làm giảm mùi hôi và vết bẩn, mà còn khiến tã dễ mục rách và sinh sôi vi khuẩn nhiều hơn. Chỉ ngâm tã trong 1 - 2 giờ trước khi giặt.</w:t>
       </w:r>
     </w:p>
@@ -778,12 +672,21 @@
       <w:r>
         <w:t xml:space="preserve">Tạo không khi vui vẻ khi </w:t>
       </w:r>
+      <w:bookmarkStart w:id="0" w:name="_GoBack"/>
       <w:r>
         <w:rPr>
           <w:b/>
           <w:bCs/>
         </w:rPr>
-        <w:t>thay tã cho bé sơ sinh</w:t>
+        <w:t>thay tã</w:t>
+      </w:r>
+      <w:bookmarkEnd w:id="0"/>
+      <w:r>
+        <w:rPr>
+          <w:b/>
+          <w:bCs/>
+        </w:rPr>
+        <w:t xml:space="preserve"> cho bé sơ sinh</w:t>
       </w:r>
       <w:r>
         <w:t xml:space="preserve"> bằng cách nói chuyện và hát cho bé nghe, chỉ ra những phần khác nhau trên cơ thể bé và giải thích những gì bạn đang làm. Sau khi lau sạch người bé, hãy hát một vài bài thiếu nhi đơn giản, chơi ú òa hoặc đập tay với bé một chút, và tặng một nụ hôn trước khi kết thúc.</w:t>
@@ -793,60 +696,6 @@
       <w:pPr>
         <w:spacing w:after="0"/>
       </w:pPr>
-      <w:r>
-        <w:rPr>
-          <w:noProof/>
-        </w:rPr>
-        <w:lastRenderedPageBreak/>
-        <w:drawing>
-          <wp:inline distT="0" distB="0" distL="0" distR="0">
-            <wp:extent cx="4763135" cy="3183890"/>
-            <wp:effectExtent l="0" t="0" r="0" b="0"/>
-            <wp:docPr id="2" name="Picture 2" descr="&#10;Nên thay tã thường xuyên để tránh cho trẻ bị hăm&#10;"/>
-            <wp:cNvGraphicFramePr>
-              <a:graphicFrameLocks xmlns:a="http://schemas.openxmlformats.org/drawingml/2006/main" noChangeAspect="1"/>
-            </wp:cNvGraphicFramePr>
-            <a:graphic xmlns:a="http://schemas.openxmlformats.org/drawingml/2006/main">
-              <a:graphicData uri="http://schemas.openxmlformats.org/drawingml/2006/picture">
-                <pic:pic xmlns:pic="http://schemas.openxmlformats.org/drawingml/2006/picture">
-                  <pic:nvPicPr>
-                    <pic:cNvPr id="0" name="Picture 3" descr="&#10;Nên thay tã thường xuyên để tránh cho trẻ bị hăm&#10;"/>
-                    <pic:cNvPicPr>
-                      <a:picLocks noChangeAspect="1" noChangeArrowheads="1"/>
-                    </pic:cNvPicPr>
-                  </pic:nvPicPr>
-                  <pic:blipFill>
-                    <a:blip r:embed="rId14">
-                      <a:extLst>
-                        <a:ext uri="{28A0092B-C50C-407E-A947-70E740481C1C}">
-                          <a14:useLocalDpi xmlns:a14="http://schemas.microsoft.com/office/drawing/2010/main" val="0"/>
-                        </a:ext>
-                      </a:extLst>
-                    </a:blip>
-                    <a:srcRect/>
-                    <a:stretch>
-                      <a:fillRect/>
-                    </a:stretch>
-                  </pic:blipFill>
-                  <pic:spPr bwMode="auto">
-                    <a:xfrm>
-                      <a:off x="0" y="0"/>
-                      <a:ext cx="4763135" cy="3183890"/>
-                    </a:xfrm>
-                    <a:prstGeom prst="rect">
-                      <a:avLst/>
-                    </a:prstGeom>
-                    <a:noFill/>
-                    <a:ln>
-                      <a:noFill/>
-                    </a:ln>
-                  </pic:spPr>
-                </pic:pic>
-              </a:graphicData>
-            </a:graphic>
-          </wp:inline>
-        </w:drawing>
-      </w:r>
     </w:p>
     <w:p>
       <w:r>
@@ -915,62 +764,7 @@
         <w:t xml:space="preserve"> ngay cả trong phòng tối và trong lúc vẫn còn buồn ngủ.</w:t>
       </w:r>
     </w:p>
-    <w:p>
-      <w:r>
-        <w:rPr>
-          <w:noProof/>
-        </w:rPr>
-        <w:lastRenderedPageBreak/>
-        <w:drawing>
-          <wp:inline distT="0" distB="0" distL="0" distR="0">
-            <wp:extent cx="2618740" cy="1745615"/>
-            <wp:effectExtent l="0" t="0" r="0" b="6985"/>
-            <wp:docPr id="1" name="Picture 1" descr="&#10;Tã vải đem lại nhiều tiện lợi cho ba mẹ khi chăm sóc trẻ&#10;"/>
-            <wp:cNvGraphicFramePr>
-              <a:graphicFrameLocks xmlns:a="http://schemas.openxmlformats.org/drawingml/2006/main" noChangeAspect="1"/>
-            </wp:cNvGraphicFramePr>
-            <a:graphic xmlns:a="http://schemas.openxmlformats.org/drawingml/2006/main">
-              <a:graphicData uri="http://schemas.openxmlformats.org/drawingml/2006/picture">
-                <pic:pic xmlns:pic="http://schemas.openxmlformats.org/drawingml/2006/picture">
-                  <pic:nvPicPr>
-                    <pic:cNvPr id="0" name="Picture 4" descr="&#10;Tã vải đem lại nhiều tiện lợi cho ba mẹ khi chăm sóc trẻ&#10;"/>
-                    <pic:cNvPicPr>
-                      <a:picLocks noChangeAspect="1" noChangeArrowheads="1"/>
-                    </pic:cNvPicPr>
-                  </pic:nvPicPr>
-                  <pic:blipFill>
-                    <a:blip r:embed="rId15">
-                      <a:extLst>
-                        <a:ext uri="{28A0092B-C50C-407E-A947-70E740481C1C}">
-                          <a14:useLocalDpi xmlns:a14="http://schemas.microsoft.com/office/drawing/2010/main" val="0"/>
-                        </a:ext>
-                      </a:extLst>
-                    </a:blip>
-                    <a:srcRect/>
-                    <a:stretch>
-                      <a:fillRect/>
-                    </a:stretch>
-                  </pic:blipFill>
-                  <pic:spPr bwMode="auto">
-                    <a:xfrm>
-                      <a:off x="0" y="0"/>
-                      <a:ext cx="2618740" cy="1745615"/>
-                    </a:xfrm>
-                    <a:prstGeom prst="rect">
-                      <a:avLst/>
-                    </a:prstGeom>
-                    <a:noFill/>
-                    <a:ln>
-                      <a:noFill/>
-                    </a:ln>
-                  </pic:spPr>
-                </pic:pic>
-              </a:graphicData>
-            </a:graphic>
-          </wp:inline>
-        </w:drawing>
-      </w:r>
-    </w:p>
+    <w:p/>
     <w:p>
       <w:r>
         <w:t xml:space="preserve">Tã vải đem lại nhiều tiện lợi cho ba mẹ khi chăm sóc trẻ </w:t>
@@ -995,7 +789,7 @@
       <w:r>
         <w:t xml:space="preserve">Để đặt lịch khám tại viện, Quý khách vui lòng bấm số </w:t>
       </w:r>
-      <w:hyperlink r:id="rId16" w:anchor="modal-call-button')" w:history="1">
+      <w:hyperlink r:id="rId12" w:anchor="modal-call-button')" w:history="1">
         <w:r>
           <w:rPr>
             <w:rStyle w:val="Hyperlink"/>
@@ -1006,7 +800,7 @@
       <w:r>
         <w:t xml:space="preserve"> hoặc đặt lịch trực tiếp </w:t>
       </w:r>
-      <w:hyperlink r:id="rId17" w:tgtFrame="_blank" w:history="1">
+      <w:hyperlink r:id="rId13" w:tgtFrame="_blank" w:history="1">
         <w:r>
           <w:rPr>
             <w:rStyle w:val="Hyperlink"/>
@@ -1017,7 +811,7 @@
       <w:r>
         <w:t xml:space="preserve">. Tải và đặt lịch khám tự động trên ứng dụng </w:t>
       </w:r>
-      <w:hyperlink r:id="rId18" w:tgtFrame="_blank" w:history="1">
+      <w:hyperlink r:id="rId14" w:tgtFrame="_blank" w:history="1">
         <w:r>
           <w:rPr>
             <w:rStyle w:val="Hyperlink"/>
@@ -1029,10 +823,7 @@
         <w:t xml:space="preserve"> để quản lý, theo dõi lịch và đặt hẹn mọi lúc mọi nơi ngay trên ứng dụng.</w:t>
       </w:r>
     </w:p>
-    <w:p>
-      <w:bookmarkStart w:id="0" w:name="_GoBack"/>
-      <w:bookmarkEnd w:id="0"/>
-    </w:p>
+    <w:p/>
     <w:sectPr>
       <w:pgSz w:w="12240" w:h="15840"/>
       <w:pgMar w:top="1440" w:right="1440" w:bottom="1440" w:left="1440" w:header="720" w:footer="720" w:gutter="0"/>
